--- a/docs/questionnaire/アンケート_2回目.docx
+++ b/docs/questionnaire/アンケート_2回目.docx
@@ -4,7 +4,7 @@
   <w:body>
     <w:p>
       <w:pPr>
-        <w:spacing w:before="0" w:after="160"/>
+        <w:spacing w:before="0" w:after="80"/>
         <w:jc w:val="center"/>
       </w:pPr>
       <w:r>
@@ -18,29 +18,17 @@
     </w:p>
     <w:p>
       <w:pPr>
-        <w:spacing w:before="80" w:after="40"/>
-      </w:pPr>
-      <w:r>
-        <w:rPr>
-          <w:rFonts w:ascii="Yu Gothic" w:hAnsi="Yu Gothic" w:eastAsia="Yu Gothic"/>
-          <w:b/>
-          <w:sz w:val="26"/>
-        </w:rPr>
-        <w:t>2回目のアンケート</w:t>
-      </w:r>
-    </w:p>
-    <w:p>
-      <w:pPr>
-        <w:spacing w:before="0" w:after="120"/>
+        <w:spacing w:before="0" w:after="160"/>
+        <w:jc w:val="center"/>
       </w:pPr>
       <w:r>
         <w:rPr>
           <w:rFonts w:ascii="Yu Gothic" w:hAnsi="Yu Gothic" w:eastAsia="Yu Gothic"/>
           <w:b w:val="0"/>
           <w:color w:val="555555"/>
-          <w:sz w:val="18"/>
+          <w:sz w:val="20"/>
         </w:rPr>
-        <w:t>ゆきとかえりの2本に乗ったあとにお答えください。8分ほどで終わります。</w:t>
+        <w:t>往復が終わったら答えてください（3分ほど）。思ったとおりに選んでください。</w:t>
       </w:r>
     </w:p>
     <w:p>
@@ -53,21 +41,7 @@
           <w:b/>
           <w:sz w:val="21"/>
         </w:rPr>
-        <w:t>初-1  カードに書いてあるID</w:t>
-      </w:r>
-    </w:p>
-    <w:p>
-      <w:pPr>
-        <w:spacing w:before="0" w:after="40"/>
-      </w:pPr>
-      <w:r>
-        <w:rPr>
-          <w:rFonts w:ascii="Yu Gothic" w:hAnsi="Yu Gothic" w:eastAsia="Yu Gothic"/>
-          <w:b w:val="0"/>
-          <w:color w:val="555555"/>
-          <w:sz w:val="18"/>
-        </w:rPr>
-        <w:t xml:space="preserve">　1回目と同じIDを入れてください</w:t>
+        <w:t>問1  カードに書いてあるID（例：A）</w:t>
       </w:r>
     </w:p>
     <w:p>
@@ -86,28 +60,15 @@
     </w:p>
     <w:p>
       <w:pPr>
-        <w:spacing w:before="80" w:after="20"/>
+        <w:spacing w:before="80" w:after="40"/>
       </w:pPr>
       <w:r>
         <w:rPr>
           <w:rFonts w:ascii="Yu Gothic" w:hAnsi="Yu Gothic" w:eastAsia="Yu Gothic"/>
           <w:b/>
-          <w:sz w:val="21"/>
+          <w:sz w:val="26"/>
         </w:rPr>
-        <w:t>初-2  今日の日付</w:t>
-      </w:r>
-    </w:p>
-    <w:p>
-      <w:pPr>
-        <w:spacing w:before="0" w:after="80"/>
-      </w:pPr>
-      <w:r>
-        <w:rPr>
-          <w:rFonts w:ascii="Yu Gothic" w:hAnsi="Yu Gothic" w:eastAsia="Yu Gothic"/>
-          <w:b w:val="0"/>
-          <w:sz w:val="20"/>
-        </w:rPr>
-        <w:t xml:space="preserve">　　＿＿月＿＿日</w:t>
+        <w:t>今回の往復について</w:t>
       </w:r>
     </w:p>
     <w:p>
@@ -120,7 +81,7 @@
           <w:b/>
           <w:sz w:val="21"/>
         </w:rPr>
-        <w:t>初-3  今日乗ったのはどちらですか</w:t>
+        <w:t>問2  ゆき（吹田駅 → 桃山台駅）のバスの混み具合</w:t>
       </w:r>
     </w:p>
     <w:p>
@@ -133,12 +94,85 @@
           <w:b w:val="0"/>
           <w:sz w:val="20"/>
         </w:rPr>
-        <w:t xml:space="preserve">　□ 昼　　□ 夕方</w:t>
+        <w:t xml:space="preserve">　　1 ・ 2 ・ 3 ・ 4 ・ 5　（1＝空いていた　5＝混んでいた）</w:t>
       </w:r>
     </w:p>
     <w:p>
+      <w:pPr>
+        <w:spacing w:before="80" w:after="20"/>
+      </w:pPr>
       <w:r>
-        <w:br w:type="page"/>
+        <w:rPr>
+          <w:rFonts w:ascii="Yu Gothic" w:hAnsi="Yu Gothic" w:eastAsia="Yu Gothic"/>
+          <w:b/>
+          <w:sz w:val="21"/>
+        </w:rPr>
+        <w:t>問3  かえり（桃山台駅 → 吹田駅）のバスの混み具合</w:t>
+      </w:r>
+    </w:p>
+    <w:p>
+      <w:pPr>
+        <w:spacing w:before="0" w:after="60"/>
+      </w:pPr>
+      <w:r>
+        <w:rPr>
+          <w:rFonts w:ascii="Yu Gothic" w:hAnsi="Yu Gothic" w:eastAsia="Yu Gothic"/>
+          <w:b w:val="0"/>
+          <w:sz w:val="20"/>
+        </w:rPr>
+        <w:t xml:space="preserve">　　1 ・ 2 ・ 3 ・ 4 ・ 5　（1＝空いていた　5＝混んでいた）</w:t>
+      </w:r>
+    </w:p>
+    <w:p>
+      <w:pPr>
+        <w:spacing w:before="80" w:after="20"/>
+      </w:pPr>
+      <w:r>
+        <w:rPr>
+          <w:rFonts w:ascii="Yu Gothic" w:hAnsi="Yu Gothic" w:eastAsia="Yu Gothic"/>
+          <w:b/>
+          <w:sz w:val="21"/>
+        </w:rPr>
+        <w:t>問4  人数を数えきれないことがありましたか</w:t>
+      </w:r>
+    </w:p>
+    <w:p>
+      <w:pPr>
+        <w:spacing w:before="0" w:after="60"/>
+      </w:pPr>
+      <w:r>
+        <w:rPr>
+          <w:rFonts w:ascii="Yu Gothic" w:hAnsi="Yu Gothic" w:eastAsia="Yu Gothic"/>
+          <w:b w:val="0"/>
+          <w:sz w:val="20"/>
+        </w:rPr>
+        <w:t xml:space="preserve">　　1 ・ 2 ・ 3 ・ 4 ・ 5　（1＝なかった　5＝何度もあった）</w:t>
+      </w:r>
+    </w:p>
+    <w:p>
+      <w:pPr>
+        <w:spacing w:before="80" w:after="20"/>
+      </w:pPr>
+      <w:r>
+        <w:rPr>
+          <w:rFonts w:ascii="Yu Gothic" w:hAnsi="Yu Gothic" w:eastAsia="Yu Gothic"/>
+          <w:b/>
+          <w:sz w:val="21"/>
+        </w:rPr>
+        <w:t>問5  数えきれないまま、だいたいの人数を入れて送ったことがありましたか</w:t>
+      </w:r>
+    </w:p>
+    <w:p>
+      <w:pPr>
+        <w:spacing w:before="0" w:after="60"/>
+      </w:pPr>
+      <w:r>
+        <w:rPr>
+          <w:rFonts w:ascii="Yu Gothic" w:hAnsi="Yu Gothic" w:eastAsia="Yu Gothic"/>
+          <w:b w:val="0"/>
+          <w:sz w:val="20"/>
+        </w:rPr>
+        <w:t xml:space="preserve">　　1 ・ 2 ・ 3 ・ 4 ・ 5　（1＝なかった　5＝何度もあった）</w:t>
       </w:r>
     </w:p>
     <w:p>
@@ -151,21 +185,7 @@
           <w:b/>
           <w:sz w:val="26"/>
         </w:rPr>
-        <w:t>今日、人数を数えたときのこと</w:t>
-      </w:r>
-    </w:p>
-    <w:p>
-      <w:pPr>
-        <w:spacing w:before="0" w:after="120"/>
-      </w:pPr>
-      <w:r>
-        <w:rPr>
-          <w:rFonts w:ascii="Yu Gothic" w:hAnsi="Yu Gothic" w:eastAsia="Yu Gothic"/>
-          <w:b w:val="0"/>
-          <w:color w:val="555555"/>
-          <w:sz w:val="18"/>
-        </w:rPr>
-        <w:t>正解・不正解を見るものではありません。思ったとおりにお答えください。</w:t>
+        <w:t>人数の入れ方について</w:t>
       </w:r>
     </w:p>
     <w:p>
@@ -178,7 +198,21 @@
           <w:b/>
           <w:sz w:val="21"/>
         </w:rPr>
-        <w:t>数-1  人数を答えるとき、一人ずつ数えていましたか</w:t>
+        <w:t>問6  数字キーの答えやすさ</w:t>
+      </w:r>
+    </w:p>
+    <w:p>
+      <w:pPr>
+        <w:spacing w:before="0" w:after="40"/>
+      </w:pPr>
+      <w:r>
+        <w:rPr>
+          <w:rFonts w:ascii="Yu Gothic" w:hAnsi="Yu Gothic" w:eastAsia="Yu Gothic"/>
+          <w:b w:val="0"/>
+          <w:color w:val="555555"/>
+          <w:sz w:val="18"/>
+        </w:rPr>
+        <w:t xml:space="preserve">　0〜9 のキーで人数を打つ画面</w:t>
       </w:r>
     </w:p>
     <w:p>
@@ -191,7 +225,7 @@
           <w:b w:val="0"/>
           <w:sz w:val="20"/>
         </w:rPr>
-        <w:t xml:space="preserve">　□ 毎回数えた　　□ だいたい数えた　　□ 目分量が多かった　　□ ほとんど目分量</w:t>
+        <w:t xml:space="preserve">　　1 ・ 2 ・ 3 ・ 4 ・ 5　（1＝答えにくかった　5＝答えやすかった）</w:t>
       </w:r>
     </w:p>
     <w:p>
@@ -201,10 +235,24 @@
       <w:r>
         <w:rPr>
           <w:rFonts w:ascii="Yu Gothic" w:hAnsi="Yu Gothic" w:eastAsia="Yu Gothic"/>
-          <w:b w:val="0"/>
+          <w:b/>
           <w:sz w:val="21"/>
         </w:rPr>
-        <w:t>数-2  数えにくかったのはどんなときですか（いくつでも）</w:t>
+        <w:t>問7  ＋−ボタンの答えやすさ</w:t>
+      </w:r>
+    </w:p>
+    <w:p>
+      <w:pPr>
+        <w:spacing w:before="0" w:after="40"/>
+      </w:pPr>
+      <w:r>
+        <w:rPr>
+          <w:rFonts w:ascii="Yu Gothic" w:hAnsi="Yu Gothic" w:eastAsia="Yu Gothic"/>
+          <w:b w:val="0"/>
+          <w:color w:val="555555"/>
+          <w:sz w:val="18"/>
+        </w:rPr>
+        <w:t xml:space="preserve">　−5・−1・＋1・＋5 で人数を合わせる画面</w:t>
       </w:r>
     </w:p>
     <w:p>
@@ -217,468 +265,7 @@
           <w:b w:val="0"/>
           <w:sz w:val="20"/>
         </w:rPr>
-        <w:t xml:space="preserve">　□ 混んでいた　　□ 自分が立っていた　　□ 揺れた　　□ 降りる人が多かった　　□ 暗かった　　□ その他</w:t>
-      </w:r>
-    </w:p>
-    <w:p>
-      <w:pPr>
-        <w:spacing w:before="80" w:after="20"/>
-      </w:pPr>
-      <w:r>
-        <w:rPr>
-          <w:rFonts w:ascii="Yu Gothic" w:hAnsi="Yu Gothic" w:eastAsia="Yu Gothic"/>
-          <w:b/>
-          <w:sz w:val="21"/>
-        </w:rPr>
-        <w:t>数-3  数えきれなかったとき、どうしましたか</w:t>
-      </w:r>
-    </w:p>
-    <w:p>
-      <w:pPr>
-        <w:spacing w:before="0" w:after="60"/>
-      </w:pPr>
-      <w:r>
-        <w:rPr>
-          <w:rFonts w:ascii="Yu Gothic" w:hAnsi="Yu Gothic" w:eastAsia="Yu Gothic"/>
-          <w:b w:val="0"/>
-          <w:sz w:val="20"/>
-        </w:rPr>
-        <w:t xml:space="preserve">　□ だいたいの数を入れて送った　　□ 空欄のまま送った　　□ 数えきれないことはなかった　　□ 覚えていない</w:t>
-      </w:r>
-    </w:p>
-    <w:p>
-      <w:pPr>
-        <w:spacing w:before="80" w:after="20"/>
-      </w:pPr>
-      <w:r>
-        <w:rPr>
-          <w:rFonts w:ascii="Yu Gothic" w:hAnsi="Yu Gothic" w:eastAsia="Yu Gothic"/>
-          <w:b w:val="0"/>
-          <w:sz w:val="21"/>
-        </w:rPr>
-        <w:t>数-4  座っていましたか、立っていましたか</w:t>
-      </w:r>
-    </w:p>
-    <w:p>
-      <w:pPr>
-        <w:spacing w:before="0" w:after="60"/>
-      </w:pPr>
-      <w:r>
-        <w:rPr>
-          <w:rFonts w:ascii="Yu Gothic" w:hAnsi="Yu Gothic" w:eastAsia="Yu Gothic"/>
-          <w:b w:val="0"/>
-          <w:sz w:val="20"/>
-        </w:rPr>
-        <w:t xml:space="preserve">　□ ほぼ座っていた　　□ 半々　　□ ほぼ立っていた</w:t>
-      </w:r>
-    </w:p>
-    <w:p>
-      <w:r>
-        <w:br w:type="page"/>
-      </w:r>
-    </w:p>
-    <w:p>
-      <w:pPr>
-        <w:spacing w:before="80" w:after="40"/>
-      </w:pPr>
-      <w:r>
-        <w:rPr>
-          <w:rFonts w:ascii="Yu Gothic" w:hAnsi="Yu Gothic" w:eastAsia="Yu Gothic"/>
-          <w:b/>
-          <w:sz w:val="26"/>
-        </w:rPr>
-        <w:t>ゆき（＋−ボタン）について</w:t>
-      </w:r>
-    </w:p>
-    <w:p>
-      <w:pPr>
-        <w:spacing w:before="0" w:after="120"/>
-      </w:pPr>
-      <w:r>
-        <w:rPr>
-          <w:rFonts w:ascii="Yu Gothic" w:hAnsi="Yu Gothic" w:eastAsia="Yu Gothic"/>
-          <w:b w:val="0"/>
-          <w:color w:val="555555"/>
-          <w:sz w:val="18"/>
-        </w:rPr>
-        <w:t>「−5」「−1」「＋1」「＋5」のボタンで数を合わせる画面です。</w:t>
-      </w:r>
-    </w:p>
-    <w:p>
-      <w:pPr>
-        <w:spacing w:before="80" w:after="20"/>
-      </w:pPr>
-      <w:r>
-        <w:rPr>
-          <w:rFonts w:ascii="Yu Gothic" w:hAnsi="Yu Gothic" w:eastAsia="Yu Gothic"/>
-          <w:b/>
-          <w:sz w:val="21"/>
-        </w:rPr>
-        <w:t>ゆ-1  全体として答えやすかった</w:t>
-      </w:r>
-    </w:p>
-    <w:p>
-      <w:pPr>
-        <w:spacing w:before="0" w:after="60"/>
-      </w:pPr>
-      <w:r>
-        <w:rPr>
-          <w:rFonts w:ascii="Yu Gothic" w:hAnsi="Yu Gothic" w:eastAsia="Yu Gothic"/>
-          <w:b w:val="0"/>
-          <w:sz w:val="20"/>
-        </w:rPr>
-        <w:t xml:space="preserve">　　1 ・ 2 ・ 3 ・ 4 ・ 5　（1＝まったくそう思わない　5＝とてもそう思う）</w:t>
-      </w:r>
-    </w:p>
-    <w:p>
-      <w:pPr>
-        <w:spacing w:before="80" w:after="20"/>
-      </w:pPr>
-      <w:r>
-        <w:rPr>
-          <w:rFonts w:ascii="Yu Gothic" w:hAnsi="Yu Gothic" w:eastAsia="Yu Gothic"/>
-          <w:b w:val="0"/>
-          <w:sz w:val="21"/>
-        </w:rPr>
-        <w:t>ゆ-2  素早く答えられた</w:t>
-      </w:r>
-    </w:p>
-    <w:p>
-      <w:pPr>
-        <w:spacing w:before="0" w:after="60"/>
-      </w:pPr>
-      <w:r>
-        <w:rPr>
-          <w:rFonts w:ascii="Yu Gothic" w:hAnsi="Yu Gothic" w:eastAsia="Yu Gothic"/>
-          <w:b w:val="0"/>
-          <w:sz w:val="20"/>
-        </w:rPr>
-        <w:t xml:space="preserve">　　1 ・ 2 ・ 3 ・ 4 ・ 5　（1＝まったくそう思わない　5＝とてもそう思う）</w:t>
-      </w:r>
-    </w:p>
-    <w:p>
-      <w:pPr>
-        <w:spacing w:before="80" w:after="20"/>
-      </w:pPr>
-      <w:r>
-        <w:rPr>
-          <w:rFonts w:ascii="Yu Gothic" w:hAnsi="Yu Gothic" w:eastAsia="Yu Gothic"/>
-          <w:b w:val="0"/>
-          <w:sz w:val="21"/>
-        </w:rPr>
-        <w:t>ゆ-3  押し間違えにくかった</w:t>
-      </w:r>
-    </w:p>
-    <w:p>
-      <w:pPr>
-        <w:spacing w:before="0" w:after="60"/>
-      </w:pPr>
-      <w:r>
-        <w:rPr>
-          <w:rFonts w:ascii="Yu Gothic" w:hAnsi="Yu Gothic" w:eastAsia="Yu Gothic"/>
-          <w:b w:val="0"/>
-          <w:sz w:val="20"/>
-        </w:rPr>
-        <w:t xml:space="preserve">　　1 ・ 2 ・ 3 ・ 4 ・ 5　（1＝まったくそう思わない　5＝とてもそう思う）</w:t>
-      </w:r>
-    </w:p>
-    <w:p>
-      <w:pPr>
-        <w:spacing w:before="80" w:after="20"/>
-      </w:pPr>
-      <w:r>
-        <w:rPr>
-          <w:rFonts w:ascii="Yu Gothic" w:hAnsi="Yu Gothic" w:eastAsia="Yu Gothic"/>
-          <w:b w:val="0"/>
-          <w:sz w:val="21"/>
-        </w:rPr>
-        <w:t>ゆ-4  思ったとおりの人数を入れられた</w:t>
-      </w:r>
-    </w:p>
-    <w:p>
-      <w:pPr>
-        <w:spacing w:before="0" w:after="60"/>
-      </w:pPr>
-      <w:r>
-        <w:rPr>
-          <w:rFonts w:ascii="Yu Gothic" w:hAnsi="Yu Gothic" w:eastAsia="Yu Gothic"/>
-          <w:b w:val="0"/>
-          <w:sz w:val="20"/>
-        </w:rPr>
-        <w:t xml:space="preserve">　　1 ・ 2 ・ 3 ・ 4 ・ 5　（1＝まったくそう思わない　5＝とてもそう思う）</w:t>
-      </w:r>
-    </w:p>
-    <w:p>
-      <w:pPr>
-        <w:spacing w:before="80" w:after="20"/>
-      </w:pPr>
-      <w:r>
-        <w:rPr>
-          <w:rFonts w:ascii="Yu Gothic" w:hAnsi="Yu Gothic" w:eastAsia="Yu Gothic"/>
-          <w:b w:val="0"/>
-          <w:sz w:val="21"/>
-        </w:rPr>
-        <w:t>ゆ-5  頭を使う・疲れると感じた</w:t>
-      </w:r>
-    </w:p>
-    <w:p>
-      <w:pPr>
-        <w:spacing w:before="0" w:after="60"/>
-      </w:pPr>
-      <w:r>
-        <w:rPr>
-          <w:rFonts w:ascii="Yu Gothic" w:hAnsi="Yu Gothic" w:eastAsia="Yu Gothic"/>
-          <w:b w:val="0"/>
-          <w:sz w:val="20"/>
-        </w:rPr>
-        <w:t xml:space="preserve">　　1 ・ 2 ・ 3 ・ 4 ・ 5　（1＝まったくそう思わない　5＝とてもそう思う）</w:t>
-      </w:r>
-    </w:p>
-    <w:p>
-      <w:r>
-        <w:br w:type="page"/>
-      </w:r>
-    </w:p>
-    <w:p>
-      <w:pPr>
-        <w:spacing w:before="80" w:after="40"/>
-      </w:pPr>
-      <w:r>
-        <w:rPr>
-          <w:rFonts w:ascii="Yu Gothic" w:hAnsi="Yu Gothic" w:eastAsia="Yu Gothic"/>
-          <w:b/>
-          <w:sz w:val="26"/>
-        </w:rPr>
-        <w:t>かえり（数字キー）について</w:t>
-      </w:r>
-    </w:p>
-    <w:p>
-      <w:pPr>
-        <w:spacing w:before="0" w:after="120"/>
-      </w:pPr>
-      <w:r>
-        <w:rPr>
-          <w:rFonts w:ascii="Yu Gothic" w:hAnsi="Yu Gothic" w:eastAsia="Yu Gothic"/>
-          <w:b w:val="0"/>
-          <w:color w:val="555555"/>
-          <w:sz w:val="18"/>
-        </w:rPr>
-        <w:t>数字のキーを押して人数を直接入力する画面です。</w:t>
-      </w:r>
-    </w:p>
-    <w:p>
-      <w:pPr>
-        <w:spacing w:before="80" w:after="20"/>
-      </w:pPr>
-      <w:r>
-        <w:rPr>
-          <w:rFonts w:ascii="Yu Gothic" w:hAnsi="Yu Gothic" w:eastAsia="Yu Gothic"/>
-          <w:b/>
-          <w:sz w:val="21"/>
-        </w:rPr>
-        <w:t>か-1  全体として答えやすかった</w:t>
-      </w:r>
-    </w:p>
-    <w:p>
-      <w:pPr>
-        <w:spacing w:before="0" w:after="60"/>
-      </w:pPr>
-      <w:r>
-        <w:rPr>
-          <w:rFonts w:ascii="Yu Gothic" w:hAnsi="Yu Gothic" w:eastAsia="Yu Gothic"/>
-          <w:b w:val="0"/>
-          <w:sz w:val="20"/>
-        </w:rPr>
-        <w:t xml:space="preserve">　　1 ・ 2 ・ 3 ・ 4 ・ 5　（1＝まったくそう思わない　5＝とてもそう思う）</w:t>
-      </w:r>
-    </w:p>
-    <w:p>
-      <w:pPr>
-        <w:spacing w:before="80" w:after="20"/>
-      </w:pPr>
-      <w:r>
-        <w:rPr>
-          <w:rFonts w:ascii="Yu Gothic" w:hAnsi="Yu Gothic" w:eastAsia="Yu Gothic"/>
-          <w:b w:val="0"/>
-          <w:sz w:val="21"/>
-        </w:rPr>
-        <w:t>か-2  素早く答えられた</w:t>
-      </w:r>
-    </w:p>
-    <w:p>
-      <w:pPr>
-        <w:spacing w:before="0" w:after="60"/>
-      </w:pPr>
-      <w:r>
-        <w:rPr>
-          <w:rFonts w:ascii="Yu Gothic" w:hAnsi="Yu Gothic" w:eastAsia="Yu Gothic"/>
-          <w:b w:val="0"/>
-          <w:sz w:val="20"/>
-        </w:rPr>
-        <w:t xml:space="preserve">　　1 ・ 2 ・ 3 ・ 4 ・ 5　（1＝まったくそう思わない　5＝とてもそう思う）</w:t>
-      </w:r>
-    </w:p>
-    <w:p>
-      <w:pPr>
-        <w:spacing w:before="80" w:after="20"/>
-      </w:pPr>
-      <w:r>
-        <w:rPr>
-          <w:rFonts w:ascii="Yu Gothic" w:hAnsi="Yu Gothic" w:eastAsia="Yu Gothic"/>
-          <w:b w:val="0"/>
-          <w:sz w:val="21"/>
-        </w:rPr>
-        <w:t>か-3  押し間違えにくかった</w:t>
-      </w:r>
-    </w:p>
-    <w:p>
-      <w:pPr>
-        <w:spacing w:before="0" w:after="60"/>
-      </w:pPr>
-      <w:r>
-        <w:rPr>
-          <w:rFonts w:ascii="Yu Gothic" w:hAnsi="Yu Gothic" w:eastAsia="Yu Gothic"/>
-          <w:b w:val="0"/>
-          <w:sz w:val="20"/>
-        </w:rPr>
-        <w:t xml:space="preserve">　　1 ・ 2 ・ 3 ・ 4 ・ 5　（1＝まったくそう思わない　5＝とてもそう思う）</w:t>
-      </w:r>
-    </w:p>
-    <w:p>
-      <w:pPr>
-        <w:spacing w:before="80" w:after="20"/>
-      </w:pPr>
-      <w:r>
-        <w:rPr>
-          <w:rFonts w:ascii="Yu Gothic" w:hAnsi="Yu Gothic" w:eastAsia="Yu Gothic"/>
-          <w:b w:val="0"/>
-          <w:sz w:val="21"/>
-        </w:rPr>
-        <w:t>か-4  思ったとおりの人数を入れられた</w:t>
-      </w:r>
-    </w:p>
-    <w:p>
-      <w:pPr>
-        <w:spacing w:before="0" w:after="60"/>
-      </w:pPr>
-      <w:r>
-        <w:rPr>
-          <w:rFonts w:ascii="Yu Gothic" w:hAnsi="Yu Gothic" w:eastAsia="Yu Gothic"/>
-          <w:b w:val="0"/>
-          <w:sz w:val="20"/>
-        </w:rPr>
-        <w:t xml:space="preserve">　　1 ・ 2 ・ 3 ・ 4 ・ 5　（1＝まったくそう思わない　5＝とてもそう思う）</w:t>
-      </w:r>
-    </w:p>
-    <w:p>
-      <w:pPr>
-        <w:spacing w:before="80" w:after="20"/>
-      </w:pPr>
-      <w:r>
-        <w:rPr>
-          <w:rFonts w:ascii="Yu Gothic" w:hAnsi="Yu Gothic" w:eastAsia="Yu Gothic"/>
-          <w:b w:val="0"/>
-          <w:sz w:val="21"/>
-        </w:rPr>
-        <w:t>か-5  頭を使う・疲れると感じた</w:t>
-      </w:r>
-    </w:p>
-    <w:p>
-      <w:pPr>
-        <w:spacing w:before="0" w:after="60"/>
-      </w:pPr>
-      <w:r>
-        <w:rPr>
-          <w:rFonts w:ascii="Yu Gothic" w:hAnsi="Yu Gothic" w:eastAsia="Yu Gothic"/>
-          <w:b w:val="0"/>
-          <w:sz w:val="20"/>
-        </w:rPr>
-        <w:t xml:space="preserve">　　1 ・ 2 ・ 3 ・ 4 ・ 5　（1＝まったくそう思わない　5＝とてもそう思う）</w:t>
-      </w:r>
-    </w:p>
-    <w:p>
-      <w:r>
-        <w:br w:type="page"/>
-      </w:r>
-    </w:p>
-    <w:p>
-      <w:pPr>
-        <w:spacing w:before="80" w:after="40"/>
-      </w:pPr>
-      <w:r>
-        <w:rPr>
-          <w:rFonts w:ascii="Yu Gothic" w:hAnsi="Yu Gothic" w:eastAsia="Yu Gothic"/>
-          <w:b/>
-          <w:sz w:val="26"/>
-        </w:rPr>
-        <w:t>ゆきとかえりをくらべて</w:t>
-      </w:r>
-    </w:p>
-    <w:p>
-      <w:pPr>
-        <w:spacing w:before="80" w:after="20"/>
-      </w:pPr>
-      <w:r>
-        <w:rPr>
-          <w:rFonts w:ascii="Yu Gothic" w:hAnsi="Yu Gothic" w:eastAsia="Yu Gothic"/>
-          <w:b/>
-          <w:sz w:val="21"/>
-        </w:rPr>
-        <w:t>比-1  どちらが答えやすかったですか</w:t>
-      </w:r>
-    </w:p>
-    <w:p>
-      <w:pPr>
-        <w:spacing w:before="0" w:after="60"/>
-      </w:pPr>
-      <w:r>
-        <w:rPr>
-          <w:rFonts w:ascii="Yu Gothic" w:hAnsi="Yu Gothic" w:eastAsia="Yu Gothic"/>
-          <w:b w:val="0"/>
-          <w:sz w:val="20"/>
-        </w:rPr>
-        <w:t xml:space="preserve">　□ ゆきの＋−ボタン　　□ かえりの数字キー　　□ 変わらない</w:t>
-      </w:r>
-    </w:p>
-    <w:p>
-      <w:pPr>
-        <w:spacing w:before="80" w:after="20"/>
-      </w:pPr>
-      <w:r>
-        <w:rPr>
-          <w:rFonts w:ascii="Yu Gothic" w:hAnsi="Yu Gothic" w:eastAsia="Yu Gothic"/>
-          <w:b w:val="0"/>
-          <w:sz w:val="21"/>
-        </w:rPr>
-        <w:t>比-2  そう思った理由があれば教えてください</w:t>
-      </w:r>
-    </w:p>
-    <w:p>
-      <w:pPr>
-        <w:spacing w:before="0" w:after="100"/>
-      </w:pPr>
-      <w:r>
-        <w:rPr>
-          <w:rFonts w:ascii="Yu Gothic" w:hAnsi="Yu Gothic" w:eastAsia="Yu Gothic"/>
-          <w:b w:val="0"/>
-          <w:color w:val="999999"/>
-          <w:sz w:val="20"/>
-        </w:rPr>
-        <w:t xml:space="preserve">　＿＿＿＿＿＿＿＿＿＿＿＿＿＿＿＿＿＿＿＿＿＿＿＿＿＿＿＿＿＿＿＿＿＿＿＿＿＿＿＿＿＿＿＿</w:t>
-      </w:r>
-    </w:p>
-    <w:p>
-      <w:pPr>
-        <w:spacing w:before="0" w:after="100"/>
-      </w:pPr>
-      <w:r>
-        <w:rPr>
-          <w:rFonts w:ascii="Yu Gothic" w:hAnsi="Yu Gothic" w:eastAsia="Yu Gothic"/>
-          <w:b w:val="0"/>
-          <w:color w:val="999999"/>
-          <w:sz w:val="20"/>
-        </w:rPr>
-        <w:t xml:space="preserve">　＿＿＿＿＿＿＿＿＿＿＿＿＿＿＿＿＿＿＿＿＿＿＿＿＿＿＿＿＿＿＿＿＿＿＿＿＿＿＿＿＿＿＿＿</w:t>
+        <w:t xml:space="preserve">　　1 ・ 2 ・ 3 ・ 4 ・ 5　（1＝答えにくかった　5＝答えやすかった）</w:t>
       </w:r>
     </w:p>
     <w:p>
@@ -710,7 +297,7 @@
           <w:color w:val="555555"/>
           <w:sz w:val="18"/>
         </w:rPr>
-        <w:t>今日は、人数を入れる欄のすぐ下に「わからない」というボタンがありました。</w:t>
+        <w:t>1回目と2回目のどちらか一方だけ、人数を入れるところの下に「わからない」ボタンがありました。</w:t>
       </w:r>
     </w:p>
     <w:p>
@@ -723,7 +310,7 @@
           <w:b/>
           <w:sz w:val="21"/>
         </w:rPr>
-        <w:t>分-1  「わからない」ボタンを押したことがありますか</w:t>
+        <w:t>問8  「わからない」ボタンがあったのは、どちらの回ですか</w:t>
       </w:r>
     </w:p>
     <w:p>
@@ -736,7 +323,7 @@
           <w:b w:val="0"/>
           <w:sz w:val="20"/>
         </w:rPr>
-        <w:t xml:space="preserve">　□ 何度もある　　□ 数回ある　　□ 一度もない　　□ 気づかなかった</w:t>
+        <w:t xml:space="preserve">　□ 1回目　　□ 2回目　　□ 覚えていない</w:t>
       </w:r>
     </w:p>
     <w:p>
@@ -749,7 +336,7 @@
           <w:b/>
           <w:sz w:val="21"/>
         </w:rPr>
-        <w:t>分-2  「わからない」ボタンがあったほうが答えやすかった</w:t>
+        <w:t>問9  人数を答えやすかったのは、どちらの回ですか</w:t>
       </w:r>
     </w:p>
     <w:p>
@@ -762,7 +349,7 @@
           <w:b w:val="0"/>
           <w:sz w:val="20"/>
         </w:rPr>
-        <w:t xml:space="preserve">　　1 ・ 2 ・ 3 ・ 4 ・ 5　（1＝まったくそう思わない　5＝とてもそう思う）</w:t>
+        <w:t xml:space="preserve">　□ 1回目　　□ 2回目　　□ 変わらない</w:t>
       </w:r>
     </w:p>
     <w:p>
@@ -775,7 +362,7 @@
           <w:b/>
           <w:sz w:val="21"/>
         </w:rPr>
-        <w:t>分-3  ボタンが無かった1回目とくらべて、正直に答えられましたか</w:t>
+        <w:t>問10  数えたとおりの人数を答えられたのは、どちらの回ですか</w:t>
       </w:r>
     </w:p>
     <w:p>
@@ -788,7 +375,7 @@
           <w:b w:val="0"/>
           <w:sz w:val="20"/>
         </w:rPr>
-        <w:t xml:space="preserve">　□ 今日のほうが正直に答えられた　　□ 変わらない　　□ 1回目のほうが正直に答えられた</w:t>
+        <w:t xml:space="preserve">　□ 1回目　　□ 2回目　　□ 変わらない</w:t>
       </w:r>
     </w:p>
     <w:p>
@@ -798,402 +385,10 @@
       <w:r>
         <w:rPr>
           <w:rFonts w:ascii="Yu Gothic" w:hAnsi="Yu Gothic" w:eastAsia="Yu Gothic"/>
-          <w:b w:val="0"/>
+          <w:b/>
           <w:sz w:val="21"/>
         </w:rPr>
-        <w:t>分-4  そう思った理由があれば教えてください</w:t>
-      </w:r>
-    </w:p>
-    <w:p>
-      <w:pPr>
-        <w:spacing w:before="0" w:after="100"/>
-      </w:pPr>
-      <w:r>
-        <w:rPr>
-          <w:rFonts w:ascii="Yu Gothic" w:hAnsi="Yu Gothic" w:eastAsia="Yu Gothic"/>
-          <w:b w:val="0"/>
-          <w:color w:val="999999"/>
-          <w:sz w:val="20"/>
-        </w:rPr>
-        <w:t xml:space="preserve">　＿＿＿＿＿＿＿＿＿＿＿＿＿＿＿＿＿＿＿＿＿＿＿＿＿＿＿＿＿＿＿＿＿＿＿＿＿＿＿＿＿＿＿＿</w:t>
-      </w:r>
-    </w:p>
-    <w:p>
-      <w:pPr>
-        <w:spacing w:before="0" w:after="100"/>
-      </w:pPr>
-      <w:r>
-        <w:rPr>
-          <w:rFonts w:ascii="Yu Gothic" w:hAnsi="Yu Gothic" w:eastAsia="Yu Gothic"/>
-          <w:b w:val="0"/>
-          <w:color w:val="999999"/>
-          <w:sz w:val="20"/>
-        </w:rPr>
-        <w:t xml:space="preserve">　＿＿＿＿＿＿＿＿＿＿＿＿＿＿＿＿＿＿＿＿＿＿＿＿＿＿＿＿＿＿＿＿＿＿＿＿＿＿＿＿＿＿＿＿</w:t>
-      </w:r>
-    </w:p>
-    <w:p>
-      <w:r>
-        <w:br w:type="page"/>
-      </w:r>
-    </w:p>
-    <w:p>
-      <w:pPr>
-        <w:spacing w:before="80" w:after="40"/>
-      </w:pPr>
-      <w:r>
-        <w:rPr>
-          <w:rFonts w:ascii="Yu Gothic" w:hAnsi="Yu Gothic" w:eastAsia="Yu Gothic"/>
-          <w:b/>
-          <w:sz w:val="26"/>
-        </w:rPr>
-        <w:t>アプリ全体について</w:t>
-      </w:r>
-    </w:p>
-    <w:p>
-      <w:pPr>
-        <w:spacing w:before="0" w:after="120"/>
-      </w:pPr>
-      <w:r>
-        <w:rPr>
-          <w:rFonts w:ascii="Yu Gothic" w:hAnsi="Yu Gothic" w:eastAsia="Yu Gothic"/>
-          <w:b w:val="0"/>
-          <w:color w:val="555555"/>
-          <w:sz w:val="18"/>
-        </w:rPr>
-        <w:t>2回使ってみた全体の印象をお答えください。</w:t>
-      </w:r>
-    </w:p>
-    <w:p>
-      <w:pPr>
-        <w:spacing w:before="80" w:after="20"/>
-      </w:pPr>
-      <w:r>
-        <w:rPr>
-          <w:rFonts w:ascii="Yu Gothic" w:hAnsi="Yu Gothic" w:eastAsia="Yu Gothic"/>
-          <w:b w:val="0"/>
-          <w:sz w:val="21"/>
-        </w:rPr>
-        <w:t>全-1  このアプリを何度も使いたいと思う</w:t>
-      </w:r>
-    </w:p>
-    <w:p>
-      <w:pPr>
-        <w:spacing w:before="0" w:after="60"/>
-      </w:pPr>
-      <w:r>
-        <w:rPr>
-          <w:rFonts w:ascii="Yu Gothic" w:hAnsi="Yu Gothic" w:eastAsia="Yu Gothic"/>
-          <w:b w:val="0"/>
-          <w:sz w:val="20"/>
-        </w:rPr>
-        <w:t xml:space="preserve">　　1 ・ 2 ・ 3 ・ 4 ・ 5　（1＝まったくそう思わない　5＝とてもそう思う）</w:t>
-      </w:r>
-    </w:p>
-    <w:p>
-      <w:pPr>
-        <w:spacing w:before="80" w:after="20"/>
-      </w:pPr>
-      <w:r>
-        <w:rPr>
-          <w:rFonts w:ascii="Yu Gothic" w:hAnsi="Yu Gothic" w:eastAsia="Yu Gothic"/>
-          <w:b w:val="0"/>
-          <w:sz w:val="21"/>
-        </w:rPr>
-        <w:t>全-2  このアプリは必要以上に複雑だと思う</w:t>
-      </w:r>
-    </w:p>
-    <w:p>
-      <w:pPr>
-        <w:spacing w:before="0" w:after="60"/>
-      </w:pPr>
-      <w:r>
-        <w:rPr>
-          <w:rFonts w:ascii="Yu Gothic" w:hAnsi="Yu Gothic" w:eastAsia="Yu Gothic"/>
-          <w:b w:val="0"/>
-          <w:sz w:val="20"/>
-        </w:rPr>
-        <w:t xml:space="preserve">　　1 ・ 2 ・ 3 ・ 4 ・ 5　（1＝まったくそう思わない　5＝とてもそう思う）</w:t>
-      </w:r>
-    </w:p>
-    <w:p>
-      <w:pPr>
-        <w:spacing w:before="80" w:after="20"/>
-      </w:pPr>
-      <w:r>
-        <w:rPr>
-          <w:rFonts w:ascii="Yu Gothic" w:hAnsi="Yu Gothic" w:eastAsia="Yu Gothic"/>
-          <w:b w:val="0"/>
-          <w:sz w:val="21"/>
-        </w:rPr>
-        <w:t>全-3  このアプリは簡単に使えると思う</w:t>
-      </w:r>
-    </w:p>
-    <w:p>
-      <w:pPr>
-        <w:spacing w:before="0" w:after="60"/>
-      </w:pPr>
-      <w:r>
-        <w:rPr>
-          <w:rFonts w:ascii="Yu Gothic" w:hAnsi="Yu Gothic" w:eastAsia="Yu Gothic"/>
-          <w:b w:val="0"/>
-          <w:sz w:val="20"/>
-        </w:rPr>
-        <w:t xml:space="preserve">　　1 ・ 2 ・ 3 ・ 4 ・ 5　（1＝まったくそう思わない　5＝とてもそう思う）</w:t>
-      </w:r>
-    </w:p>
-    <w:p>
-      <w:pPr>
-        <w:spacing w:before="80" w:after="20"/>
-      </w:pPr>
-      <w:r>
-        <w:rPr>
-          <w:rFonts w:ascii="Yu Gothic" w:hAnsi="Yu Gothic" w:eastAsia="Yu Gothic"/>
-          <w:b w:val="0"/>
-          <w:sz w:val="21"/>
-        </w:rPr>
-        <w:t>全-4  このアプリを使うには、詳しい人の助けが必要だと思う</w:t>
-      </w:r>
-    </w:p>
-    <w:p>
-      <w:pPr>
-        <w:spacing w:before="0" w:after="60"/>
-      </w:pPr>
-      <w:r>
-        <w:rPr>
-          <w:rFonts w:ascii="Yu Gothic" w:hAnsi="Yu Gothic" w:eastAsia="Yu Gothic"/>
-          <w:b w:val="0"/>
-          <w:sz w:val="20"/>
-        </w:rPr>
-        <w:t xml:space="preserve">　　1 ・ 2 ・ 3 ・ 4 ・ 5　（1＝まったくそう思わない　5＝とてもそう思う）</w:t>
-      </w:r>
-    </w:p>
-    <w:p>
-      <w:pPr>
-        <w:spacing w:before="80" w:after="20"/>
-      </w:pPr>
-      <w:r>
-        <w:rPr>
-          <w:rFonts w:ascii="Yu Gothic" w:hAnsi="Yu Gothic" w:eastAsia="Yu Gothic"/>
-          <w:b w:val="0"/>
-          <w:sz w:val="21"/>
-        </w:rPr>
-        <w:t>全-5  このアプリのいろいろな機能は、うまくまとまっていると思う</w:t>
-      </w:r>
-    </w:p>
-    <w:p>
-      <w:pPr>
-        <w:spacing w:before="0" w:after="60"/>
-      </w:pPr>
-      <w:r>
-        <w:rPr>
-          <w:rFonts w:ascii="Yu Gothic" w:hAnsi="Yu Gothic" w:eastAsia="Yu Gothic"/>
-          <w:b w:val="0"/>
-          <w:sz w:val="20"/>
-        </w:rPr>
-        <w:t xml:space="preserve">　　1 ・ 2 ・ 3 ・ 4 ・ 5　（1＝まったくそう思わない　5＝とてもそう思う）</w:t>
-      </w:r>
-    </w:p>
-    <w:p>
-      <w:pPr>
-        <w:spacing w:before="80" w:after="20"/>
-      </w:pPr>
-      <w:r>
-        <w:rPr>
-          <w:rFonts w:ascii="Yu Gothic" w:hAnsi="Yu Gothic" w:eastAsia="Yu Gothic"/>
-          <w:b w:val="0"/>
-          <w:sz w:val="21"/>
-        </w:rPr>
-        <w:t>全-6  このアプリには一貫性のないところが多いと思う</w:t>
-      </w:r>
-    </w:p>
-    <w:p>
-      <w:pPr>
-        <w:spacing w:before="0" w:after="60"/>
-      </w:pPr>
-      <w:r>
-        <w:rPr>
-          <w:rFonts w:ascii="Yu Gothic" w:hAnsi="Yu Gothic" w:eastAsia="Yu Gothic"/>
-          <w:b w:val="0"/>
-          <w:sz w:val="20"/>
-        </w:rPr>
-        <w:t xml:space="preserve">　　1 ・ 2 ・ 3 ・ 4 ・ 5　（1＝まったくそう思わない　5＝とてもそう思う）</w:t>
-      </w:r>
-    </w:p>
-    <w:p>
-      <w:pPr>
-        <w:spacing w:before="80" w:after="20"/>
-      </w:pPr>
-      <w:r>
-        <w:rPr>
-          <w:rFonts w:ascii="Yu Gothic" w:hAnsi="Yu Gothic" w:eastAsia="Yu Gothic"/>
-          <w:b w:val="0"/>
-          <w:sz w:val="21"/>
-        </w:rPr>
-        <w:t>全-7  たいていの人は、このアプリの使い方をすぐ覚えられると思う</w:t>
-      </w:r>
-    </w:p>
-    <w:p>
-      <w:pPr>
-        <w:spacing w:before="0" w:after="60"/>
-      </w:pPr>
-      <w:r>
-        <w:rPr>
-          <w:rFonts w:ascii="Yu Gothic" w:hAnsi="Yu Gothic" w:eastAsia="Yu Gothic"/>
-          <w:b w:val="0"/>
-          <w:sz w:val="20"/>
-        </w:rPr>
-        <w:t xml:space="preserve">　　1 ・ 2 ・ 3 ・ 4 ・ 5　（1＝まったくそう思わない　5＝とてもそう思う）</w:t>
-      </w:r>
-    </w:p>
-    <w:p>
-      <w:pPr>
-        <w:spacing w:before="80" w:after="20"/>
-      </w:pPr>
-      <w:r>
-        <w:rPr>
-          <w:rFonts w:ascii="Yu Gothic" w:hAnsi="Yu Gothic" w:eastAsia="Yu Gothic"/>
-          <w:b w:val="0"/>
-          <w:sz w:val="21"/>
-        </w:rPr>
-        <w:t>全-8  このアプリはとても使いにくいと思う</w:t>
-      </w:r>
-    </w:p>
-    <w:p>
-      <w:pPr>
-        <w:spacing w:before="0" w:after="60"/>
-      </w:pPr>
-      <w:r>
-        <w:rPr>
-          <w:rFonts w:ascii="Yu Gothic" w:hAnsi="Yu Gothic" w:eastAsia="Yu Gothic"/>
-          <w:b w:val="0"/>
-          <w:sz w:val="20"/>
-        </w:rPr>
-        <w:t xml:space="preserve">　　1 ・ 2 ・ 3 ・ 4 ・ 5　（1＝まったくそう思わない　5＝とてもそう思う）</w:t>
-      </w:r>
-    </w:p>
-    <w:p>
-      <w:pPr>
-        <w:spacing w:before="80" w:after="20"/>
-      </w:pPr>
-      <w:r>
-        <w:rPr>
-          <w:rFonts w:ascii="Yu Gothic" w:hAnsi="Yu Gothic" w:eastAsia="Yu Gothic"/>
-          <w:b w:val="0"/>
-          <w:sz w:val="21"/>
-        </w:rPr>
-        <w:t>全-9  このアプリを自信をもって使えた</w:t>
-      </w:r>
-    </w:p>
-    <w:p>
-      <w:pPr>
-        <w:spacing w:before="0" w:after="60"/>
-      </w:pPr>
-      <w:r>
-        <w:rPr>
-          <w:rFonts w:ascii="Yu Gothic" w:hAnsi="Yu Gothic" w:eastAsia="Yu Gothic"/>
-          <w:b w:val="0"/>
-          <w:sz w:val="20"/>
-        </w:rPr>
-        <w:t xml:space="preserve">　　1 ・ 2 ・ 3 ・ 4 ・ 5　（1＝まったくそう思わない　5＝とてもそう思う）</w:t>
-      </w:r>
-    </w:p>
-    <w:p>
-      <w:pPr>
-        <w:spacing w:before="80" w:after="20"/>
-      </w:pPr>
-      <w:r>
-        <w:rPr>
-          <w:rFonts w:ascii="Yu Gothic" w:hAnsi="Yu Gothic" w:eastAsia="Yu Gothic"/>
-          <w:b w:val="0"/>
-          <w:sz w:val="21"/>
-        </w:rPr>
-        <w:t>全-10  このアプリを使う前に、いろいろ覚える必要があった</w:t>
-      </w:r>
-    </w:p>
-    <w:p>
-      <w:pPr>
-        <w:spacing w:before="0" w:after="60"/>
-      </w:pPr>
-      <w:r>
-        <w:rPr>
-          <w:rFonts w:ascii="Yu Gothic" w:hAnsi="Yu Gothic" w:eastAsia="Yu Gothic"/>
-          <w:b w:val="0"/>
-          <w:sz w:val="20"/>
-        </w:rPr>
-        <w:t xml:space="preserve">　　1 ・ 2 ・ 3 ・ 4 ・ 5　（1＝まったくそう思わない　5＝とてもそう思う）</w:t>
-      </w:r>
-    </w:p>
-    <w:p>
-      <w:r>
-        <w:br w:type="page"/>
-      </w:r>
-    </w:p>
-    <w:p>
-      <w:pPr>
-        <w:spacing w:before="80" w:after="40"/>
-      </w:pPr>
-      <w:r>
-        <w:rPr>
-          <w:rFonts w:ascii="Yu Gothic" w:hAnsi="Yu Gothic" w:eastAsia="Yu Gothic"/>
-          <w:b/>
-          <w:sz w:val="26"/>
-        </w:rPr>
-        <w:t>最後に</w:t>
-      </w:r>
-    </w:p>
-    <w:p>
-      <w:pPr>
-        <w:spacing w:before="80" w:after="20"/>
-      </w:pPr>
-      <w:r>
-        <w:rPr>
-          <w:rFonts w:ascii="Yu Gothic" w:hAnsi="Yu Gothic" w:eastAsia="Yu Gothic"/>
-          <w:b w:val="0"/>
-          <w:sz w:val="21"/>
-        </w:rPr>
-        <w:t>終-1  人数を答えるとき、いちばん面倒だったことは何ですか</w:t>
-      </w:r>
-    </w:p>
-    <w:p>
-      <w:pPr>
-        <w:spacing w:before="0" w:after="100"/>
-      </w:pPr>
-      <w:r>
-        <w:rPr>
-          <w:rFonts w:ascii="Yu Gothic" w:hAnsi="Yu Gothic" w:eastAsia="Yu Gothic"/>
-          <w:b w:val="0"/>
-          <w:color w:val="999999"/>
-          <w:sz w:val="20"/>
-        </w:rPr>
-        <w:t xml:space="preserve">　＿＿＿＿＿＿＿＿＿＿＿＿＿＿＿＿＿＿＿＿＿＿＿＿＿＿＿＿＿＿＿＿＿＿＿＿＿＿＿＿＿＿＿＿</w:t>
-      </w:r>
-    </w:p>
-    <w:p>
-      <w:pPr>
-        <w:spacing w:before="0" w:after="100"/>
-      </w:pPr>
-      <w:r>
-        <w:rPr>
-          <w:rFonts w:ascii="Yu Gothic" w:hAnsi="Yu Gothic" w:eastAsia="Yu Gothic"/>
-          <w:b w:val="0"/>
-          <w:color w:val="999999"/>
-          <w:sz w:val="20"/>
-        </w:rPr>
-        <w:t xml:space="preserve">　＿＿＿＿＿＿＿＿＿＿＿＿＿＿＿＿＿＿＿＿＿＿＿＿＿＿＿＿＿＿＿＿＿＿＿＿＿＿＿＿＿＿＿＿</w:t>
-      </w:r>
-    </w:p>
-    <w:p>
-      <w:pPr>
-        <w:spacing w:before="80" w:after="20"/>
-      </w:pPr>
-      <w:r>
-        <w:rPr>
-          <w:rFonts w:ascii="Yu Gothic" w:hAnsi="Yu Gothic" w:eastAsia="Yu Gothic"/>
-          <w:b w:val="0"/>
-          <w:sz w:val="21"/>
-        </w:rPr>
-        <w:t>終-2  こうしたら答えやすくなる、という案があれば</w:t>
+        <w:t>問11  答えにくかったことがあれば書いてください（なければ「なし」）</w:t>
       </w:r>
     </w:p>
     <w:p>

--- a/docs/questionnaire/アンケート_2回目.docx
+++ b/docs/questionnaire/アンケート_2回目.docx
@@ -28,7 +28,7 @@
           <w:color w:val="555555"/>
           <w:sz w:val="20"/>
         </w:rPr>
-        <w:t>往復が終わったら答えてください（3分ほど）。思ったとおりに選んでください。</w:t>
+        <w:t>往復が終わったら答えてください（5分ほど）。思ったとおりに選んでください。</w:t>
       </w:r>
     </w:p>
     <w:p>
@@ -379,6 +379,38 @@
       </w:r>
     </w:p>
     <w:p>
+      <w:r>
+        <w:br w:type="page"/>
+      </w:r>
+    </w:p>
+    <w:p>
+      <w:pPr>
+        <w:spacing w:before="80" w:after="40"/>
+      </w:pPr>
+      <w:r>
+        <w:rPr>
+          <w:rFonts w:ascii="Yu Gothic" w:hAnsi="Yu Gothic" w:eastAsia="Yu Gothic"/>
+          <w:b/>
+          <w:sz w:val="26"/>
+        </w:rPr>
+        <w:t>アプリ全体について</w:t>
+      </w:r>
+    </w:p>
+    <w:p>
+      <w:pPr>
+        <w:spacing w:before="0" w:after="120"/>
+      </w:pPr>
+      <w:r>
+        <w:rPr>
+          <w:rFonts w:ascii="Yu Gothic" w:hAnsi="Yu Gothic" w:eastAsia="Yu Gothic"/>
+          <w:b w:val="0"/>
+          <w:color w:val="555555"/>
+          <w:sz w:val="18"/>
+        </w:rPr>
+        <w:t>2回使ってみた全体の印象をお答えください。</w:t>
+      </w:r>
+    </w:p>
+    <w:p>
       <w:pPr>
         <w:spacing w:before="80" w:after="20"/>
       </w:pPr>
@@ -388,7 +420,267 @@
           <w:b/>
           <w:sz w:val="21"/>
         </w:rPr>
-        <w:t>問11  答えにくかったことがあれば書いてください（なければ「なし」）</w:t>
+        <w:t>問11  このアプリを何度も使いたいと思う</w:t>
+      </w:r>
+    </w:p>
+    <w:p>
+      <w:pPr>
+        <w:spacing w:before="0" w:after="60"/>
+      </w:pPr>
+      <w:r>
+        <w:rPr>
+          <w:rFonts w:ascii="Yu Gothic" w:hAnsi="Yu Gothic" w:eastAsia="Yu Gothic"/>
+          <w:b w:val="0"/>
+          <w:sz w:val="20"/>
+        </w:rPr>
+        <w:t xml:space="preserve">　　1 ・ 2 ・ 3 ・ 4 ・ 5　（1＝まったくそう思わない　5＝とてもそう思う）</w:t>
+      </w:r>
+    </w:p>
+    <w:p>
+      <w:pPr>
+        <w:spacing w:before="80" w:after="20"/>
+      </w:pPr>
+      <w:r>
+        <w:rPr>
+          <w:rFonts w:ascii="Yu Gothic" w:hAnsi="Yu Gothic" w:eastAsia="Yu Gothic"/>
+          <w:b/>
+          <w:sz w:val="21"/>
+        </w:rPr>
+        <w:t>問12  このアプリは必要以上に複雑だと思う</w:t>
+      </w:r>
+    </w:p>
+    <w:p>
+      <w:pPr>
+        <w:spacing w:before="0" w:after="60"/>
+      </w:pPr>
+      <w:r>
+        <w:rPr>
+          <w:rFonts w:ascii="Yu Gothic" w:hAnsi="Yu Gothic" w:eastAsia="Yu Gothic"/>
+          <w:b w:val="0"/>
+          <w:sz w:val="20"/>
+        </w:rPr>
+        <w:t xml:space="preserve">　　1 ・ 2 ・ 3 ・ 4 ・ 5　（1＝まったくそう思わない　5＝とてもそう思う）</w:t>
+      </w:r>
+    </w:p>
+    <w:p>
+      <w:pPr>
+        <w:spacing w:before="80" w:after="20"/>
+      </w:pPr>
+      <w:r>
+        <w:rPr>
+          <w:rFonts w:ascii="Yu Gothic" w:hAnsi="Yu Gothic" w:eastAsia="Yu Gothic"/>
+          <w:b/>
+          <w:sz w:val="21"/>
+        </w:rPr>
+        <w:t>問13  このアプリは簡単に使えると思う</w:t>
+      </w:r>
+    </w:p>
+    <w:p>
+      <w:pPr>
+        <w:spacing w:before="0" w:after="60"/>
+      </w:pPr>
+      <w:r>
+        <w:rPr>
+          <w:rFonts w:ascii="Yu Gothic" w:hAnsi="Yu Gothic" w:eastAsia="Yu Gothic"/>
+          <w:b w:val="0"/>
+          <w:sz w:val="20"/>
+        </w:rPr>
+        <w:t xml:space="preserve">　　1 ・ 2 ・ 3 ・ 4 ・ 5　（1＝まったくそう思わない　5＝とてもそう思う）</w:t>
+      </w:r>
+    </w:p>
+    <w:p>
+      <w:pPr>
+        <w:spacing w:before="80" w:after="20"/>
+      </w:pPr>
+      <w:r>
+        <w:rPr>
+          <w:rFonts w:ascii="Yu Gothic" w:hAnsi="Yu Gothic" w:eastAsia="Yu Gothic"/>
+          <w:b/>
+          <w:sz w:val="21"/>
+        </w:rPr>
+        <w:t>問14  このアプリを使うには、詳しい人の助けが必要だと思う</w:t>
+      </w:r>
+    </w:p>
+    <w:p>
+      <w:pPr>
+        <w:spacing w:before="0" w:after="60"/>
+      </w:pPr>
+      <w:r>
+        <w:rPr>
+          <w:rFonts w:ascii="Yu Gothic" w:hAnsi="Yu Gothic" w:eastAsia="Yu Gothic"/>
+          <w:b w:val="0"/>
+          <w:sz w:val="20"/>
+        </w:rPr>
+        <w:t xml:space="preserve">　　1 ・ 2 ・ 3 ・ 4 ・ 5　（1＝まったくそう思わない　5＝とてもそう思う）</w:t>
+      </w:r>
+    </w:p>
+    <w:p>
+      <w:pPr>
+        <w:spacing w:before="80" w:after="20"/>
+      </w:pPr>
+      <w:r>
+        <w:rPr>
+          <w:rFonts w:ascii="Yu Gothic" w:hAnsi="Yu Gothic" w:eastAsia="Yu Gothic"/>
+          <w:b/>
+          <w:sz w:val="21"/>
+        </w:rPr>
+        <w:t>問15  このアプリのいろいろな機能は、うまくまとまっていると思う</w:t>
+      </w:r>
+    </w:p>
+    <w:p>
+      <w:pPr>
+        <w:spacing w:before="0" w:after="60"/>
+      </w:pPr>
+      <w:r>
+        <w:rPr>
+          <w:rFonts w:ascii="Yu Gothic" w:hAnsi="Yu Gothic" w:eastAsia="Yu Gothic"/>
+          <w:b w:val="0"/>
+          <w:sz w:val="20"/>
+        </w:rPr>
+        <w:t xml:space="preserve">　　1 ・ 2 ・ 3 ・ 4 ・ 5　（1＝まったくそう思わない　5＝とてもそう思う）</w:t>
+      </w:r>
+    </w:p>
+    <w:p>
+      <w:pPr>
+        <w:spacing w:before="80" w:after="20"/>
+      </w:pPr>
+      <w:r>
+        <w:rPr>
+          <w:rFonts w:ascii="Yu Gothic" w:hAnsi="Yu Gothic" w:eastAsia="Yu Gothic"/>
+          <w:b/>
+          <w:sz w:val="21"/>
+        </w:rPr>
+        <w:t>問16  このアプリには一貫性のないところが多いと思う</w:t>
+      </w:r>
+    </w:p>
+    <w:p>
+      <w:pPr>
+        <w:spacing w:before="0" w:after="60"/>
+      </w:pPr>
+      <w:r>
+        <w:rPr>
+          <w:rFonts w:ascii="Yu Gothic" w:hAnsi="Yu Gothic" w:eastAsia="Yu Gothic"/>
+          <w:b w:val="0"/>
+          <w:sz w:val="20"/>
+        </w:rPr>
+        <w:t xml:space="preserve">　　1 ・ 2 ・ 3 ・ 4 ・ 5　（1＝まったくそう思わない　5＝とてもそう思う）</w:t>
+      </w:r>
+    </w:p>
+    <w:p>
+      <w:pPr>
+        <w:spacing w:before="80" w:after="20"/>
+      </w:pPr>
+      <w:r>
+        <w:rPr>
+          <w:rFonts w:ascii="Yu Gothic" w:hAnsi="Yu Gothic" w:eastAsia="Yu Gothic"/>
+          <w:b/>
+          <w:sz w:val="21"/>
+        </w:rPr>
+        <w:t>問17  たいていの人は、このアプリの使い方をすぐ覚えられると思う</w:t>
+      </w:r>
+    </w:p>
+    <w:p>
+      <w:pPr>
+        <w:spacing w:before="0" w:after="60"/>
+      </w:pPr>
+      <w:r>
+        <w:rPr>
+          <w:rFonts w:ascii="Yu Gothic" w:hAnsi="Yu Gothic" w:eastAsia="Yu Gothic"/>
+          <w:b w:val="0"/>
+          <w:sz w:val="20"/>
+        </w:rPr>
+        <w:t xml:space="preserve">　　1 ・ 2 ・ 3 ・ 4 ・ 5　（1＝まったくそう思わない　5＝とてもそう思う）</w:t>
+      </w:r>
+    </w:p>
+    <w:p>
+      <w:pPr>
+        <w:spacing w:before="80" w:after="20"/>
+      </w:pPr>
+      <w:r>
+        <w:rPr>
+          <w:rFonts w:ascii="Yu Gothic" w:hAnsi="Yu Gothic" w:eastAsia="Yu Gothic"/>
+          <w:b/>
+          <w:sz w:val="21"/>
+        </w:rPr>
+        <w:t>問18  このアプリはとても使いにくいと思う</w:t>
+      </w:r>
+    </w:p>
+    <w:p>
+      <w:pPr>
+        <w:spacing w:before="0" w:after="60"/>
+      </w:pPr>
+      <w:r>
+        <w:rPr>
+          <w:rFonts w:ascii="Yu Gothic" w:hAnsi="Yu Gothic" w:eastAsia="Yu Gothic"/>
+          <w:b w:val="0"/>
+          <w:sz w:val="20"/>
+        </w:rPr>
+        <w:t xml:space="preserve">　　1 ・ 2 ・ 3 ・ 4 ・ 5　（1＝まったくそう思わない　5＝とてもそう思う）</w:t>
+      </w:r>
+    </w:p>
+    <w:p>
+      <w:pPr>
+        <w:spacing w:before="80" w:after="20"/>
+      </w:pPr>
+      <w:r>
+        <w:rPr>
+          <w:rFonts w:ascii="Yu Gothic" w:hAnsi="Yu Gothic" w:eastAsia="Yu Gothic"/>
+          <w:b/>
+          <w:sz w:val="21"/>
+        </w:rPr>
+        <w:t>問19  このアプリを自信をもって使えた</w:t>
+      </w:r>
+    </w:p>
+    <w:p>
+      <w:pPr>
+        <w:spacing w:before="0" w:after="60"/>
+      </w:pPr>
+      <w:r>
+        <w:rPr>
+          <w:rFonts w:ascii="Yu Gothic" w:hAnsi="Yu Gothic" w:eastAsia="Yu Gothic"/>
+          <w:b w:val="0"/>
+          <w:sz w:val="20"/>
+        </w:rPr>
+        <w:t xml:space="preserve">　　1 ・ 2 ・ 3 ・ 4 ・ 5　（1＝まったくそう思わない　5＝とてもそう思う）</w:t>
+      </w:r>
+    </w:p>
+    <w:p>
+      <w:pPr>
+        <w:spacing w:before="80" w:after="20"/>
+      </w:pPr>
+      <w:r>
+        <w:rPr>
+          <w:rFonts w:ascii="Yu Gothic" w:hAnsi="Yu Gothic" w:eastAsia="Yu Gothic"/>
+          <w:b/>
+          <w:sz w:val="21"/>
+        </w:rPr>
+        <w:t>問20  このアプリを使う前に、いろいろ覚える必要があった</w:t>
+      </w:r>
+    </w:p>
+    <w:p>
+      <w:pPr>
+        <w:spacing w:before="0" w:after="60"/>
+      </w:pPr>
+      <w:r>
+        <w:rPr>
+          <w:rFonts w:ascii="Yu Gothic" w:hAnsi="Yu Gothic" w:eastAsia="Yu Gothic"/>
+          <w:b w:val="0"/>
+          <w:sz w:val="20"/>
+        </w:rPr>
+        <w:t xml:space="preserve">　　1 ・ 2 ・ 3 ・ 4 ・ 5　（1＝まったくそう思わない　5＝とてもそう思う）</w:t>
+      </w:r>
+    </w:p>
+    <w:p>
+      <w:pPr>
+        <w:spacing w:before="80" w:after="20"/>
+      </w:pPr>
+      <w:r>
+        <w:rPr>
+          <w:rFonts w:ascii="Yu Gothic" w:hAnsi="Yu Gothic" w:eastAsia="Yu Gothic"/>
+          <w:b/>
+          <w:sz w:val="21"/>
+        </w:rPr>
+        <w:t>問21  答えにくかったことがあれば書いてください（なければ「なし」）</w:t>
       </w:r>
     </w:p>
     <w:p>
